--- a/word/11-Musica-Letras.docx
+++ b/word/11-Musica-Letras.docx
@@ -4722,7 +4722,7 @@
         <w:t xml:space="preserve"> </w:t>
       </w:r>
       <w:r>
-        <w:t xml:space="preserve">no jogo (sankofa-eosin.vercel.app) para ganhar 50 cauris.</w:t>
+        <w:t xml:space="preserve">no jogo (www.sankofahga.com) para ganhar 50 cauris.</w:t>
       </w:r>
       <w:r>
         <w:t xml:space="preserve">”</w:t>
@@ -4770,7 +4770,7 @@
         <w:t xml:space="preserve">“</w:t>
       </w:r>
       <w:r>
-        <w:t xml:space="preserve">Próximo passo: joga o Mundo 3 em sankofa-eosin.vercel.app</w:t>
+        <w:t xml:space="preserve">Próximo passo: joga o Mundo 3 em www.sankofahga.com</w:t>
       </w:r>
       <w:r>
         <w:t xml:space="preserve">”</w:t>
